--- a/docs/usecases/usecasechart.docx
+++ b/docs/usecases/usecasechart.docx
@@ -154,7 +154,7 @@
                 <w:sz w:val="22"/>
                 <w:szCs w:val="22"/>
               </w:rPr>
-              <w:t>Like a Game</w:t>
+              <w:t>Log Game Playthrough Status</w:t>
             </w:r>
           </w:p>
         </w:tc>
@@ -242,7 +242,7 @@
                 <w:sz w:val="22"/>
                 <w:szCs w:val="22"/>
               </w:rPr>
-              <w:t>Log Game Playthrough Status</w:t>
+              <w:t>Create a Review</w:t>
             </w:r>
           </w:p>
         </w:tc>
@@ -325,21 +325,12 @@
                 <w:szCs w:val="22"/>
               </w:rPr>
             </w:pPr>
-            <w:proofErr w:type="gramStart"/>
-            <w:r>
-              <w:rPr>
-                <w:sz w:val="22"/>
-                <w:szCs w:val="22"/>
-              </w:rPr>
-              <w:t>Create</w:t>
-            </w:r>
-            <w:proofErr w:type="gramEnd"/>
-            <w:r>
-              <w:rPr>
-                <w:sz w:val="22"/>
-                <w:szCs w:val="22"/>
-              </w:rPr>
-              <w:t xml:space="preserve"> a List</w:t>
+            <w:r>
+              <w:rPr>
+                <w:sz w:val="22"/>
+                <w:szCs w:val="22"/>
+              </w:rPr>
+              <w:t>Like a Game</w:t>
             </w:r>
           </w:p>
         </w:tc>
@@ -495,7 +486,14 @@
                 <w:sz w:val="22"/>
                 <w:szCs w:val="22"/>
               </w:rPr>
-              <w:t>UC-05</w:t>
+              <w:t>UC-0</w:t>
+            </w:r>
+            <w:r>
+              <w:rPr>
+                <w:sz w:val="22"/>
+                <w:szCs w:val="22"/>
+              </w:rPr>
+              <w:t>5</w:t>
             </w:r>
           </w:p>
         </w:tc>
@@ -515,7 +513,7 @@
                 <w:sz w:val="22"/>
                 <w:szCs w:val="22"/>
               </w:rPr>
-              <w:t>View Game Details and Reviews</w:t>
+              <w:t>Search for Games</w:t>
             </w:r>
           </w:p>
         </w:tc>
@@ -535,7 +533,7 @@
                 <w:sz w:val="22"/>
                 <w:szCs w:val="22"/>
               </w:rPr>
-              <w:t>Gamer &amp; Guest</w:t>
+              <w:t>Gamer &amp; Game DBs</w:t>
             </w:r>
           </w:p>
         </w:tc>
@@ -583,7 +581,14 @@
                 <w:sz w:val="22"/>
                 <w:szCs w:val="22"/>
               </w:rPr>
-              <w:t>UC-06</w:t>
+              <w:t>UC-0</w:t>
+            </w:r>
+            <w:r>
+              <w:rPr>
+                <w:sz w:val="22"/>
+                <w:szCs w:val="22"/>
+              </w:rPr>
+              <w:t>6</w:t>
             </w:r>
           </w:p>
         </w:tc>
@@ -603,7 +608,7 @@
                 <w:sz w:val="22"/>
                 <w:szCs w:val="22"/>
               </w:rPr>
-              <w:t>Create a Review</w:t>
+              <w:t>View Game Reviews</w:t>
             </w:r>
           </w:p>
         </w:tc>
@@ -671,7 +676,14 @@
                 <w:sz w:val="22"/>
                 <w:szCs w:val="22"/>
               </w:rPr>
-              <w:t>UC-07</w:t>
+              <w:t>UC-0</w:t>
+            </w:r>
+            <w:r>
+              <w:rPr>
+                <w:sz w:val="22"/>
+                <w:szCs w:val="22"/>
+              </w:rPr>
+              <w:t>7</w:t>
             </w:r>
           </w:p>
         </w:tc>
@@ -691,6 +703,407 @@
                 <w:sz w:val="22"/>
                 <w:szCs w:val="22"/>
               </w:rPr>
+              <w:t>View Game Details</w:t>
+            </w:r>
+          </w:p>
+        </w:tc>
+        <w:tc>
+          <w:tcPr>
+            <w:tcW w:w="1620" w:type="dxa"/>
+          </w:tcPr>
+          <w:p>
+            <w:pPr>
+              <w:rPr>
+                <w:sz w:val="22"/>
+                <w:szCs w:val="22"/>
+              </w:rPr>
+            </w:pPr>
+            <w:r>
+              <w:rPr>
+                <w:sz w:val="22"/>
+                <w:szCs w:val="22"/>
+              </w:rPr>
+              <w:t xml:space="preserve">Gamer </w:t>
+            </w:r>
+            <w:r>
+              <w:rPr>
+                <w:sz w:val="22"/>
+                <w:szCs w:val="22"/>
+              </w:rPr>
+              <w:t>&amp; Game</w:t>
+            </w:r>
+            <w:r>
+              <w:rPr>
+                <w:sz w:val="22"/>
+                <w:szCs w:val="22"/>
+              </w:rPr>
+              <w:t xml:space="preserve"> DBs</w:t>
+            </w:r>
+          </w:p>
+        </w:tc>
+        <w:tc>
+          <w:tcPr>
+            <w:tcW w:w="2070" w:type="dxa"/>
+          </w:tcPr>
+          <w:p>
+            <w:pPr>
+              <w:rPr>
+                <w:sz w:val="22"/>
+                <w:szCs w:val="22"/>
+              </w:rPr>
+            </w:pPr>
+          </w:p>
+        </w:tc>
+        <w:tc>
+          <w:tcPr>
+            <w:tcW w:w="2335" w:type="dxa"/>
+          </w:tcPr>
+          <w:p>
+            <w:pPr>
+              <w:rPr>
+                <w:sz w:val="22"/>
+                <w:szCs w:val="22"/>
+              </w:rPr>
+            </w:pPr>
+          </w:p>
+        </w:tc>
+      </w:tr>
+      <w:tr>
+        <w:tc>
+          <w:tcPr>
+            <w:tcW w:w="1138" w:type="dxa"/>
+          </w:tcPr>
+          <w:p>
+            <w:pPr>
+              <w:rPr>
+                <w:sz w:val="22"/>
+                <w:szCs w:val="22"/>
+              </w:rPr>
+            </w:pPr>
+            <w:r>
+              <w:rPr>
+                <w:sz w:val="22"/>
+                <w:szCs w:val="22"/>
+              </w:rPr>
+              <w:t>UC-0</w:t>
+            </w:r>
+            <w:r>
+              <w:rPr>
+                <w:sz w:val="22"/>
+                <w:szCs w:val="22"/>
+              </w:rPr>
+              <w:t>8</w:t>
+            </w:r>
+          </w:p>
+        </w:tc>
+        <w:tc>
+          <w:tcPr>
+            <w:tcW w:w="2187" w:type="dxa"/>
+          </w:tcPr>
+          <w:p>
+            <w:pPr>
+              <w:rPr>
+                <w:sz w:val="22"/>
+                <w:szCs w:val="22"/>
+              </w:rPr>
+            </w:pPr>
+            <w:r>
+              <w:rPr>
+                <w:sz w:val="22"/>
+                <w:szCs w:val="22"/>
+              </w:rPr>
+              <w:t>Register/Login</w:t>
+            </w:r>
+          </w:p>
+        </w:tc>
+        <w:tc>
+          <w:tcPr>
+            <w:tcW w:w="1620" w:type="dxa"/>
+          </w:tcPr>
+          <w:p>
+            <w:pPr>
+              <w:rPr>
+                <w:sz w:val="22"/>
+                <w:szCs w:val="22"/>
+              </w:rPr>
+            </w:pPr>
+            <w:r>
+              <w:rPr>
+                <w:sz w:val="22"/>
+                <w:szCs w:val="22"/>
+              </w:rPr>
+              <w:t>Gamer</w:t>
+            </w:r>
+          </w:p>
+        </w:tc>
+        <w:tc>
+          <w:tcPr>
+            <w:tcW w:w="2070" w:type="dxa"/>
+          </w:tcPr>
+          <w:p>
+            <w:pPr>
+              <w:rPr>
+                <w:sz w:val="22"/>
+                <w:szCs w:val="22"/>
+              </w:rPr>
+            </w:pPr>
+          </w:p>
+        </w:tc>
+        <w:tc>
+          <w:tcPr>
+            <w:tcW w:w="2335" w:type="dxa"/>
+          </w:tcPr>
+          <w:p>
+            <w:pPr>
+              <w:rPr>
+                <w:sz w:val="22"/>
+                <w:szCs w:val="22"/>
+              </w:rPr>
+            </w:pPr>
+          </w:p>
+        </w:tc>
+      </w:tr>
+      <w:tr>
+        <w:tc>
+          <w:tcPr>
+            <w:tcW w:w="1138" w:type="dxa"/>
+          </w:tcPr>
+          <w:p>
+            <w:pPr>
+              <w:rPr>
+                <w:sz w:val="22"/>
+                <w:szCs w:val="22"/>
+              </w:rPr>
+            </w:pPr>
+            <w:r>
+              <w:rPr>
+                <w:sz w:val="22"/>
+                <w:szCs w:val="22"/>
+              </w:rPr>
+              <w:t>UC-0</w:t>
+            </w:r>
+            <w:r>
+              <w:rPr>
+                <w:sz w:val="22"/>
+                <w:szCs w:val="22"/>
+              </w:rPr>
+              <w:t>9</w:t>
+            </w:r>
+          </w:p>
+        </w:tc>
+        <w:tc>
+          <w:tcPr>
+            <w:tcW w:w="2187" w:type="dxa"/>
+          </w:tcPr>
+          <w:p>
+            <w:pPr>
+              <w:rPr>
+                <w:sz w:val="22"/>
+                <w:szCs w:val="22"/>
+              </w:rPr>
+            </w:pPr>
+            <w:r>
+              <w:rPr>
+                <w:sz w:val="22"/>
+                <w:szCs w:val="22"/>
+              </w:rPr>
+              <w:t>Link External Account</w:t>
+            </w:r>
+          </w:p>
+        </w:tc>
+        <w:tc>
+          <w:tcPr>
+            <w:tcW w:w="1620" w:type="dxa"/>
+          </w:tcPr>
+          <w:p>
+            <w:pPr>
+              <w:rPr>
+                <w:sz w:val="22"/>
+                <w:szCs w:val="22"/>
+              </w:rPr>
+            </w:pPr>
+            <w:r>
+              <w:rPr>
+                <w:sz w:val="22"/>
+                <w:szCs w:val="22"/>
+              </w:rPr>
+              <w:t>Gamer</w:t>
+            </w:r>
+          </w:p>
+        </w:tc>
+        <w:tc>
+          <w:tcPr>
+            <w:tcW w:w="2070" w:type="dxa"/>
+          </w:tcPr>
+          <w:p>
+            <w:pPr>
+              <w:rPr>
+                <w:sz w:val="22"/>
+                <w:szCs w:val="22"/>
+              </w:rPr>
+            </w:pPr>
+          </w:p>
+        </w:tc>
+        <w:tc>
+          <w:tcPr>
+            <w:tcW w:w="2335" w:type="dxa"/>
+          </w:tcPr>
+          <w:p>
+            <w:pPr>
+              <w:rPr>
+                <w:sz w:val="22"/>
+                <w:szCs w:val="22"/>
+              </w:rPr>
+            </w:pPr>
+          </w:p>
+        </w:tc>
+      </w:tr>
+      <w:tr>
+        <w:tc>
+          <w:tcPr>
+            <w:tcW w:w="1138" w:type="dxa"/>
+          </w:tcPr>
+          <w:p>
+            <w:pPr>
+              <w:rPr>
+                <w:sz w:val="22"/>
+                <w:szCs w:val="22"/>
+              </w:rPr>
+            </w:pPr>
+            <w:r>
+              <w:rPr>
+                <w:sz w:val="22"/>
+                <w:szCs w:val="22"/>
+              </w:rPr>
+              <w:t>UC-</w:t>
+            </w:r>
+            <w:r>
+              <w:rPr>
+                <w:sz w:val="22"/>
+                <w:szCs w:val="22"/>
+              </w:rPr>
+              <w:t>10</w:t>
+            </w:r>
+          </w:p>
+        </w:tc>
+        <w:tc>
+          <w:tcPr>
+            <w:tcW w:w="2187" w:type="dxa"/>
+          </w:tcPr>
+          <w:p>
+            <w:pPr>
+              <w:rPr>
+                <w:sz w:val="22"/>
+                <w:szCs w:val="22"/>
+              </w:rPr>
+            </w:pPr>
+            <w:r>
+              <w:rPr>
+                <w:sz w:val="22"/>
+                <w:szCs w:val="22"/>
+              </w:rPr>
+              <w:t>Create List</w:t>
+            </w:r>
+          </w:p>
+        </w:tc>
+        <w:tc>
+          <w:tcPr>
+            <w:tcW w:w="1620" w:type="dxa"/>
+          </w:tcPr>
+          <w:p>
+            <w:pPr>
+              <w:rPr>
+                <w:sz w:val="22"/>
+                <w:szCs w:val="22"/>
+              </w:rPr>
+            </w:pPr>
+            <w:r>
+              <w:rPr>
+                <w:sz w:val="22"/>
+                <w:szCs w:val="22"/>
+              </w:rPr>
+              <w:t>Gamer</w:t>
+            </w:r>
+          </w:p>
+        </w:tc>
+        <w:tc>
+          <w:tcPr>
+            <w:tcW w:w="2070" w:type="dxa"/>
+          </w:tcPr>
+          <w:p>
+            <w:pPr>
+              <w:rPr>
+                <w:sz w:val="22"/>
+                <w:szCs w:val="22"/>
+              </w:rPr>
+            </w:pPr>
+          </w:p>
+        </w:tc>
+        <w:tc>
+          <w:tcPr>
+            <w:tcW w:w="2335" w:type="dxa"/>
+          </w:tcPr>
+          <w:p>
+            <w:pPr>
+              <w:rPr>
+                <w:sz w:val="22"/>
+                <w:szCs w:val="22"/>
+              </w:rPr>
+            </w:pPr>
+          </w:p>
+        </w:tc>
+      </w:tr>
+      <w:tr>
+        <w:tc>
+          <w:tcPr>
+            <w:tcW w:w="1138" w:type="dxa"/>
+          </w:tcPr>
+          <w:p>
+            <w:pPr>
+              <w:rPr>
+                <w:sz w:val="22"/>
+                <w:szCs w:val="22"/>
+              </w:rPr>
+            </w:pPr>
+            <w:r>
+              <w:rPr>
+                <w:sz w:val="22"/>
+                <w:szCs w:val="22"/>
+              </w:rPr>
+              <w:t>UC-</w:t>
+            </w:r>
+            <w:r>
+              <w:rPr>
+                <w:sz w:val="22"/>
+                <w:szCs w:val="22"/>
+              </w:rPr>
+              <w:t>1</w:t>
+            </w:r>
+            <w:r>
+              <w:rPr>
+                <w:sz w:val="22"/>
+                <w:szCs w:val="22"/>
+              </w:rPr>
+              <w:t>1</w:t>
+            </w:r>
+          </w:p>
+        </w:tc>
+        <w:tc>
+          <w:tcPr>
+            <w:tcW w:w="2187" w:type="dxa"/>
+          </w:tcPr>
+          <w:p>
+            <w:pPr>
+              <w:rPr>
+                <w:sz w:val="22"/>
+                <w:szCs w:val="22"/>
+              </w:rPr>
+            </w:pPr>
+            <w:r>
+              <w:rPr>
+                <w:sz w:val="22"/>
+                <w:szCs w:val="22"/>
+              </w:rPr>
               <w:t>Add Game to List</w:t>
             </w:r>
           </w:p>
@@ -712,6 +1125,863 @@
                 <w:szCs w:val="22"/>
               </w:rPr>
               <w:t>Gamer</w:t>
+            </w:r>
+          </w:p>
+        </w:tc>
+        <w:tc>
+          <w:tcPr>
+            <w:tcW w:w="2070" w:type="dxa"/>
+          </w:tcPr>
+          <w:p>
+            <w:pPr>
+              <w:rPr>
+                <w:sz w:val="22"/>
+                <w:szCs w:val="22"/>
+              </w:rPr>
+            </w:pPr>
+          </w:p>
+        </w:tc>
+        <w:tc>
+          <w:tcPr>
+            <w:tcW w:w="2335" w:type="dxa"/>
+          </w:tcPr>
+          <w:p>
+            <w:pPr>
+              <w:rPr>
+                <w:sz w:val="22"/>
+                <w:szCs w:val="22"/>
+              </w:rPr>
+            </w:pPr>
+          </w:p>
+        </w:tc>
+      </w:tr>
+      <w:tr>
+        <w:tc>
+          <w:tcPr>
+            <w:tcW w:w="1138" w:type="dxa"/>
+          </w:tcPr>
+          <w:p>
+            <w:pPr>
+              <w:rPr>
+                <w:sz w:val="22"/>
+                <w:szCs w:val="22"/>
+              </w:rPr>
+            </w:pPr>
+            <w:r>
+              <w:rPr>
+                <w:sz w:val="22"/>
+                <w:szCs w:val="22"/>
+              </w:rPr>
+              <w:t>UC-1</w:t>
+            </w:r>
+            <w:r>
+              <w:rPr>
+                <w:sz w:val="22"/>
+                <w:szCs w:val="22"/>
+              </w:rPr>
+              <w:t>2</w:t>
+            </w:r>
+          </w:p>
+        </w:tc>
+        <w:tc>
+          <w:tcPr>
+            <w:tcW w:w="2187" w:type="dxa"/>
+          </w:tcPr>
+          <w:p>
+            <w:pPr>
+              <w:rPr>
+                <w:sz w:val="22"/>
+                <w:szCs w:val="22"/>
+              </w:rPr>
+            </w:pPr>
+            <w:r>
+              <w:rPr>
+                <w:sz w:val="22"/>
+                <w:szCs w:val="22"/>
+              </w:rPr>
+              <w:t>Like a List</w:t>
+            </w:r>
+          </w:p>
+        </w:tc>
+        <w:tc>
+          <w:tcPr>
+            <w:tcW w:w="1620" w:type="dxa"/>
+          </w:tcPr>
+          <w:p>
+            <w:pPr>
+              <w:rPr>
+                <w:sz w:val="22"/>
+                <w:szCs w:val="22"/>
+              </w:rPr>
+            </w:pPr>
+            <w:r>
+              <w:rPr>
+                <w:sz w:val="22"/>
+                <w:szCs w:val="22"/>
+              </w:rPr>
+              <w:t>Gamer</w:t>
+            </w:r>
+          </w:p>
+        </w:tc>
+        <w:tc>
+          <w:tcPr>
+            <w:tcW w:w="2070" w:type="dxa"/>
+          </w:tcPr>
+          <w:p>
+            <w:pPr>
+              <w:rPr>
+                <w:sz w:val="22"/>
+                <w:szCs w:val="22"/>
+              </w:rPr>
+            </w:pPr>
+          </w:p>
+        </w:tc>
+        <w:tc>
+          <w:tcPr>
+            <w:tcW w:w="2335" w:type="dxa"/>
+          </w:tcPr>
+          <w:p>
+            <w:pPr>
+              <w:rPr>
+                <w:sz w:val="22"/>
+                <w:szCs w:val="22"/>
+              </w:rPr>
+            </w:pPr>
+          </w:p>
+        </w:tc>
+      </w:tr>
+      <w:tr>
+        <w:tc>
+          <w:tcPr>
+            <w:tcW w:w="1138" w:type="dxa"/>
+          </w:tcPr>
+          <w:p>
+            <w:pPr>
+              <w:rPr>
+                <w:sz w:val="22"/>
+                <w:szCs w:val="22"/>
+              </w:rPr>
+            </w:pPr>
+            <w:r>
+              <w:rPr>
+                <w:sz w:val="22"/>
+                <w:szCs w:val="22"/>
+              </w:rPr>
+              <w:t>UC-1</w:t>
+            </w:r>
+            <w:r>
+              <w:rPr>
+                <w:sz w:val="22"/>
+                <w:szCs w:val="22"/>
+              </w:rPr>
+              <w:t>3</w:t>
+            </w:r>
+          </w:p>
+        </w:tc>
+        <w:tc>
+          <w:tcPr>
+            <w:tcW w:w="2187" w:type="dxa"/>
+          </w:tcPr>
+          <w:p>
+            <w:pPr>
+              <w:rPr>
+                <w:sz w:val="22"/>
+                <w:szCs w:val="22"/>
+              </w:rPr>
+            </w:pPr>
+            <w:r>
+              <w:rPr>
+                <w:sz w:val="22"/>
+                <w:szCs w:val="22"/>
+              </w:rPr>
+              <w:t>Like a Review</w:t>
+            </w:r>
+          </w:p>
+        </w:tc>
+        <w:tc>
+          <w:tcPr>
+            <w:tcW w:w="1620" w:type="dxa"/>
+          </w:tcPr>
+          <w:p>
+            <w:pPr>
+              <w:rPr>
+                <w:sz w:val="22"/>
+                <w:szCs w:val="22"/>
+              </w:rPr>
+            </w:pPr>
+            <w:r>
+              <w:rPr>
+                <w:sz w:val="22"/>
+                <w:szCs w:val="22"/>
+              </w:rPr>
+              <w:t>Gamer</w:t>
+            </w:r>
+          </w:p>
+        </w:tc>
+        <w:tc>
+          <w:tcPr>
+            <w:tcW w:w="2070" w:type="dxa"/>
+          </w:tcPr>
+          <w:p>
+            <w:pPr>
+              <w:rPr>
+                <w:sz w:val="22"/>
+                <w:szCs w:val="22"/>
+              </w:rPr>
+            </w:pPr>
+          </w:p>
+        </w:tc>
+        <w:tc>
+          <w:tcPr>
+            <w:tcW w:w="2335" w:type="dxa"/>
+          </w:tcPr>
+          <w:p>
+            <w:pPr>
+              <w:rPr>
+                <w:sz w:val="22"/>
+                <w:szCs w:val="22"/>
+              </w:rPr>
+            </w:pPr>
+          </w:p>
+        </w:tc>
+      </w:tr>
+      <w:tr>
+        <w:tc>
+          <w:tcPr>
+            <w:tcW w:w="1138" w:type="dxa"/>
+          </w:tcPr>
+          <w:p>
+            <w:pPr>
+              <w:rPr>
+                <w:sz w:val="22"/>
+                <w:szCs w:val="22"/>
+              </w:rPr>
+            </w:pPr>
+            <w:r>
+              <w:rPr>
+                <w:sz w:val="22"/>
+                <w:szCs w:val="22"/>
+              </w:rPr>
+              <w:t>UC-1</w:t>
+            </w:r>
+            <w:r>
+              <w:rPr>
+                <w:sz w:val="22"/>
+                <w:szCs w:val="22"/>
+              </w:rPr>
+              <w:t>4</w:t>
+            </w:r>
+          </w:p>
+        </w:tc>
+        <w:tc>
+          <w:tcPr>
+            <w:tcW w:w="2187" w:type="dxa"/>
+          </w:tcPr>
+          <w:p>
+            <w:pPr>
+              <w:rPr>
+                <w:sz w:val="22"/>
+                <w:szCs w:val="22"/>
+              </w:rPr>
+            </w:pPr>
+            <w:r>
+              <w:rPr>
+                <w:sz w:val="22"/>
+                <w:szCs w:val="22"/>
+              </w:rPr>
+              <w:t>Comment on Review</w:t>
+            </w:r>
+          </w:p>
+        </w:tc>
+        <w:tc>
+          <w:tcPr>
+            <w:tcW w:w="1620" w:type="dxa"/>
+          </w:tcPr>
+          <w:p>
+            <w:pPr>
+              <w:rPr>
+                <w:sz w:val="22"/>
+                <w:szCs w:val="22"/>
+              </w:rPr>
+            </w:pPr>
+            <w:r>
+              <w:rPr>
+                <w:sz w:val="22"/>
+                <w:szCs w:val="22"/>
+              </w:rPr>
+              <w:t>Gamer</w:t>
+            </w:r>
+          </w:p>
+        </w:tc>
+        <w:tc>
+          <w:tcPr>
+            <w:tcW w:w="2070" w:type="dxa"/>
+          </w:tcPr>
+          <w:p>
+            <w:pPr>
+              <w:rPr>
+                <w:sz w:val="22"/>
+                <w:szCs w:val="22"/>
+              </w:rPr>
+            </w:pPr>
+          </w:p>
+        </w:tc>
+        <w:tc>
+          <w:tcPr>
+            <w:tcW w:w="2335" w:type="dxa"/>
+          </w:tcPr>
+          <w:p>
+            <w:pPr>
+              <w:rPr>
+                <w:sz w:val="22"/>
+                <w:szCs w:val="22"/>
+              </w:rPr>
+            </w:pPr>
+          </w:p>
+        </w:tc>
+      </w:tr>
+      <w:tr>
+        <w:tc>
+          <w:tcPr>
+            <w:tcW w:w="1138" w:type="dxa"/>
+          </w:tcPr>
+          <w:p>
+            <w:pPr>
+              <w:rPr>
+                <w:sz w:val="22"/>
+                <w:szCs w:val="22"/>
+              </w:rPr>
+            </w:pPr>
+            <w:r>
+              <w:rPr>
+                <w:sz w:val="22"/>
+                <w:szCs w:val="22"/>
+              </w:rPr>
+              <w:t>UC-1</w:t>
+            </w:r>
+            <w:r>
+              <w:rPr>
+                <w:sz w:val="22"/>
+                <w:szCs w:val="22"/>
+              </w:rPr>
+              <w:t>5</w:t>
+            </w:r>
+          </w:p>
+        </w:tc>
+        <w:tc>
+          <w:tcPr>
+            <w:tcW w:w="2187" w:type="dxa"/>
+          </w:tcPr>
+          <w:p>
+            <w:pPr>
+              <w:rPr>
+                <w:sz w:val="22"/>
+                <w:szCs w:val="22"/>
+              </w:rPr>
+            </w:pPr>
+            <w:r>
+              <w:rPr>
+                <w:sz w:val="22"/>
+                <w:szCs w:val="22"/>
+              </w:rPr>
+              <w:t>Comment on List</w:t>
+            </w:r>
+          </w:p>
+        </w:tc>
+        <w:tc>
+          <w:tcPr>
+            <w:tcW w:w="1620" w:type="dxa"/>
+          </w:tcPr>
+          <w:p>
+            <w:pPr>
+              <w:rPr>
+                <w:sz w:val="22"/>
+                <w:szCs w:val="22"/>
+              </w:rPr>
+            </w:pPr>
+            <w:r>
+              <w:rPr>
+                <w:sz w:val="22"/>
+                <w:szCs w:val="22"/>
+              </w:rPr>
+              <w:t>Gamer</w:t>
+            </w:r>
+          </w:p>
+        </w:tc>
+        <w:tc>
+          <w:tcPr>
+            <w:tcW w:w="2070" w:type="dxa"/>
+          </w:tcPr>
+          <w:p>
+            <w:pPr>
+              <w:rPr>
+                <w:sz w:val="22"/>
+                <w:szCs w:val="22"/>
+              </w:rPr>
+            </w:pPr>
+          </w:p>
+        </w:tc>
+        <w:tc>
+          <w:tcPr>
+            <w:tcW w:w="2335" w:type="dxa"/>
+          </w:tcPr>
+          <w:p>
+            <w:pPr>
+              <w:rPr>
+                <w:sz w:val="22"/>
+                <w:szCs w:val="22"/>
+              </w:rPr>
+            </w:pPr>
+          </w:p>
+        </w:tc>
+      </w:tr>
+      <w:tr>
+        <w:tc>
+          <w:tcPr>
+            <w:tcW w:w="1138" w:type="dxa"/>
+          </w:tcPr>
+          <w:p>
+            <w:pPr>
+              <w:rPr>
+                <w:sz w:val="22"/>
+                <w:szCs w:val="22"/>
+              </w:rPr>
+            </w:pPr>
+            <w:r>
+              <w:rPr>
+                <w:sz w:val="22"/>
+                <w:szCs w:val="22"/>
+              </w:rPr>
+              <w:t>UC-1</w:t>
+            </w:r>
+            <w:r>
+              <w:rPr>
+                <w:sz w:val="22"/>
+                <w:szCs w:val="22"/>
+              </w:rPr>
+              <w:t>6</w:t>
+            </w:r>
+          </w:p>
+        </w:tc>
+        <w:tc>
+          <w:tcPr>
+            <w:tcW w:w="2187" w:type="dxa"/>
+          </w:tcPr>
+          <w:p>
+            <w:pPr>
+              <w:rPr>
+                <w:sz w:val="22"/>
+                <w:szCs w:val="22"/>
+              </w:rPr>
+            </w:pPr>
+            <w:r>
+              <w:rPr>
+                <w:sz w:val="22"/>
+                <w:szCs w:val="22"/>
+              </w:rPr>
+              <w:t>Report a List</w:t>
+            </w:r>
+          </w:p>
+        </w:tc>
+        <w:tc>
+          <w:tcPr>
+            <w:tcW w:w="1620" w:type="dxa"/>
+          </w:tcPr>
+          <w:p>
+            <w:pPr>
+              <w:rPr>
+                <w:sz w:val="22"/>
+                <w:szCs w:val="22"/>
+              </w:rPr>
+            </w:pPr>
+            <w:r>
+              <w:rPr>
+                <w:sz w:val="22"/>
+                <w:szCs w:val="22"/>
+              </w:rPr>
+              <w:t>Gamer</w:t>
+            </w:r>
+          </w:p>
+        </w:tc>
+        <w:tc>
+          <w:tcPr>
+            <w:tcW w:w="2070" w:type="dxa"/>
+          </w:tcPr>
+          <w:p>
+            <w:pPr>
+              <w:rPr>
+                <w:sz w:val="22"/>
+                <w:szCs w:val="22"/>
+              </w:rPr>
+            </w:pPr>
+          </w:p>
+        </w:tc>
+        <w:tc>
+          <w:tcPr>
+            <w:tcW w:w="2335" w:type="dxa"/>
+          </w:tcPr>
+          <w:p>
+            <w:pPr>
+              <w:rPr>
+                <w:sz w:val="22"/>
+                <w:szCs w:val="22"/>
+              </w:rPr>
+            </w:pPr>
+          </w:p>
+        </w:tc>
+      </w:tr>
+      <w:tr>
+        <w:tc>
+          <w:tcPr>
+            <w:tcW w:w="1138" w:type="dxa"/>
+          </w:tcPr>
+          <w:p>
+            <w:pPr>
+              <w:rPr>
+                <w:sz w:val="22"/>
+                <w:szCs w:val="22"/>
+              </w:rPr>
+            </w:pPr>
+            <w:r>
+              <w:rPr>
+                <w:sz w:val="22"/>
+                <w:szCs w:val="22"/>
+              </w:rPr>
+              <w:t>UC-1</w:t>
+            </w:r>
+            <w:r>
+              <w:rPr>
+                <w:sz w:val="22"/>
+                <w:szCs w:val="22"/>
+              </w:rPr>
+              <w:t>7</w:t>
+            </w:r>
+          </w:p>
+        </w:tc>
+        <w:tc>
+          <w:tcPr>
+            <w:tcW w:w="2187" w:type="dxa"/>
+          </w:tcPr>
+          <w:p>
+            <w:pPr>
+              <w:rPr>
+                <w:sz w:val="22"/>
+                <w:szCs w:val="22"/>
+              </w:rPr>
+            </w:pPr>
+            <w:r>
+              <w:rPr>
+                <w:sz w:val="22"/>
+                <w:szCs w:val="22"/>
+              </w:rPr>
+              <w:t>Report a Review</w:t>
+            </w:r>
+          </w:p>
+        </w:tc>
+        <w:tc>
+          <w:tcPr>
+            <w:tcW w:w="1620" w:type="dxa"/>
+          </w:tcPr>
+          <w:p>
+            <w:pPr>
+              <w:rPr>
+                <w:sz w:val="22"/>
+                <w:szCs w:val="22"/>
+              </w:rPr>
+            </w:pPr>
+            <w:r>
+              <w:rPr>
+                <w:sz w:val="22"/>
+                <w:szCs w:val="22"/>
+              </w:rPr>
+              <w:t>Gamer</w:t>
+            </w:r>
+          </w:p>
+        </w:tc>
+        <w:tc>
+          <w:tcPr>
+            <w:tcW w:w="2070" w:type="dxa"/>
+          </w:tcPr>
+          <w:p>
+            <w:pPr>
+              <w:rPr>
+                <w:sz w:val="22"/>
+                <w:szCs w:val="22"/>
+              </w:rPr>
+            </w:pPr>
+          </w:p>
+        </w:tc>
+        <w:tc>
+          <w:tcPr>
+            <w:tcW w:w="2335" w:type="dxa"/>
+          </w:tcPr>
+          <w:p>
+            <w:pPr>
+              <w:rPr>
+                <w:sz w:val="22"/>
+                <w:szCs w:val="22"/>
+              </w:rPr>
+            </w:pPr>
+          </w:p>
+        </w:tc>
+      </w:tr>
+      <w:tr>
+        <w:tc>
+          <w:tcPr>
+            <w:tcW w:w="1138" w:type="dxa"/>
+          </w:tcPr>
+          <w:p>
+            <w:pPr>
+              <w:rPr>
+                <w:b/>
+                <w:bCs/>
+                <w:sz w:val="22"/>
+                <w:szCs w:val="22"/>
+              </w:rPr>
+            </w:pPr>
+            <w:r>
+              <w:rPr>
+                <w:sz w:val="22"/>
+                <w:szCs w:val="22"/>
+              </w:rPr>
+              <w:t>UC-1</w:t>
+            </w:r>
+            <w:r>
+              <w:rPr>
+                <w:sz w:val="22"/>
+                <w:szCs w:val="22"/>
+              </w:rPr>
+              <w:t>8</w:t>
+            </w:r>
+          </w:p>
+        </w:tc>
+        <w:tc>
+          <w:tcPr>
+            <w:tcW w:w="2187" w:type="dxa"/>
+          </w:tcPr>
+          <w:p>
+            <w:pPr>
+              <w:rPr>
+                <w:sz w:val="22"/>
+                <w:szCs w:val="22"/>
+              </w:rPr>
+            </w:pPr>
+            <w:r>
+              <w:rPr>
+                <w:sz w:val="22"/>
+                <w:szCs w:val="22"/>
+              </w:rPr>
+              <w:t>Report a Comment</w:t>
+            </w:r>
+          </w:p>
+        </w:tc>
+        <w:tc>
+          <w:tcPr>
+            <w:tcW w:w="1620" w:type="dxa"/>
+          </w:tcPr>
+          <w:p>
+            <w:pPr>
+              <w:rPr>
+                <w:sz w:val="22"/>
+                <w:szCs w:val="22"/>
+              </w:rPr>
+            </w:pPr>
+            <w:r>
+              <w:rPr>
+                <w:sz w:val="22"/>
+                <w:szCs w:val="22"/>
+              </w:rPr>
+              <w:t>Gamer</w:t>
+            </w:r>
+          </w:p>
+        </w:tc>
+        <w:tc>
+          <w:tcPr>
+            <w:tcW w:w="2070" w:type="dxa"/>
+          </w:tcPr>
+          <w:p>
+            <w:pPr>
+              <w:rPr>
+                <w:sz w:val="22"/>
+                <w:szCs w:val="22"/>
+              </w:rPr>
+            </w:pPr>
+          </w:p>
+        </w:tc>
+        <w:tc>
+          <w:tcPr>
+            <w:tcW w:w="2335" w:type="dxa"/>
+          </w:tcPr>
+          <w:p>
+            <w:pPr>
+              <w:rPr>
+                <w:sz w:val="22"/>
+                <w:szCs w:val="22"/>
+              </w:rPr>
+            </w:pPr>
+          </w:p>
+        </w:tc>
+      </w:tr>
+      <w:tr>
+        <w:tc>
+          <w:tcPr>
+            <w:tcW w:w="1138" w:type="dxa"/>
+          </w:tcPr>
+          <w:p>
+            <w:pPr>
+              <w:rPr>
+                <w:sz w:val="22"/>
+                <w:szCs w:val="22"/>
+              </w:rPr>
+            </w:pPr>
+            <w:r>
+              <w:rPr>
+                <w:sz w:val="22"/>
+                <w:szCs w:val="22"/>
+              </w:rPr>
+              <w:t>UC-1</w:t>
+            </w:r>
+            <w:r>
+              <w:rPr>
+                <w:sz w:val="22"/>
+                <w:szCs w:val="22"/>
+              </w:rPr>
+              <w:t>9</w:t>
+            </w:r>
+          </w:p>
+        </w:tc>
+        <w:tc>
+          <w:tcPr>
+            <w:tcW w:w="2187" w:type="dxa"/>
+          </w:tcPr>
+          <w:p>
+            <w:pPr>
+              <w:rPr>
+                <w:sz w:val="22"/>
+                <w:szCs w:val="22"/>
+              </w:rPr>
+            </w:pPr>
+            <w:r>
+              <w:rPr>
+                <w:sz w:val="22"/>
+                <w:szCs w:val="22"/>
+              </w:rPr>
+              <w:t>Review Flagged Content</w:t>
+            </w:r>
+          </w:p>
+        </w:tc>
+        <w:tc>
+          <w:tcPr>
+            <w:tcW w:w="1620" w:type="dxa"/>
+          </w:tcPr>
+          <w:p>
+            <w:pPr>
+              <w:rPr>
+                <w:sz w:val="22"/>
+                <w:szCs w:val="22"/>
+              </w:rPr>
+            </w:pPr>
+            <w:r>
+              <w:rPr>
+                <w:sz w:val="22"/>
+                <w:szCs w:val="22"/>
+              </w:rPr>
+              <w:t>Moderator</w:t>
+            </w:r>
+          </w:p>
+        </w:tc>
+        <w:tc>
+          <w:tcPr>
+            <w:tcW w:w="2070" w:type="dxa"/>
+          </w:tcPr>
+          <w:p>
+            <w:pPr>
+              <w:rPr>
+                <w:sz w:val="22"/>
+                <w:szCs w:val="22"/>
+              </w:rPr>
+            </w:pPr>
+          </w:p>
+        </w:tc>
+        <w:tc>
+          <w:tcPr>
+            <w:tcW w:w="2335" w:type="dxa"/>
+          </w:tcPr>
+          <w:p>
+            <w:pPr>
+              <w:rPr>
+                <w:sz w:val="22"/>
+                <w:szCs w:val="22"/>
+              </w:rPr>
+            </w:pPr>
+          </w:p>
+        </w:tc>
+      </w:tr>
+      <w:tr>
+        <w:tc>
+          <w:tcPr>
+            <w:tcW w:w="1138" w:type="dxa"/>
+          </w:tcPr>
+          <w:p>
+            <w:pPr>
+              <w:rPr>
+                <w:sz w:val="22"/>
+                <w:szCs w:val="22"/>
+              </w:rPr>
+            </w:pPr>
+            <w:r>
+              <w:rPr>
+                <w:sz w:val="22"/>
+                <w:szCs w:val="22"/>
+              </w:rPr>
+              <w:t>UC-</w:t>
+            </w:r>
+            <w:r>
+              <w:rPr>
+                <w:sz w:val="22"/>
+                <w:szCs w:val="22"/>
+              </w:rPr>
+              <w:t>20</w:t>
+            </w:r>
+          </w:p>
+        </w:tc>
+        <w:tc>
+          <w:tcPr>
+            <w:tcW w:w="2187" w:type="dxa"/>
+          </w:tcPr>
+          <w:p>
+            <w:pPr>
+              <w:rPr>
+                <w:sz w:val="22"/>
+                <w:szCs w:val="22"/>
+              </w:rPr>
+            </w:pPr>
+            <w:r>
+              <w:rPr>
+                <w:sz w:val="22"/>
+                <w:szCs w:val="22"/>
+              </w:rPr>
+              <w:t>Ban Account</w:t>
+            </w:r>
+          </w:p>
+        </w:tc>
+        <w:tc>
+          <w:tcPr>
+            <w:tcW w:w="1620" w:type="dxa"/>
+          </w:tcPr>
+          <w:p>
+            <w:pPr>
+              <w:rPr>
+                <w:sz w:val="22"/>
+                <w:szCs w:val="22"/>
+              </w:rPr>
+            </w:pPr>
+            <w:r>
+              <w:rPr>
+                <w:sz w:val="22"/>
+                <w:szCs w:val="22"/>
+              </w:rPr>
+              <w:t>Moderator</w:t>
             </w:r>
           </w:p>
         </w:tc>
